--- a/backend-exhibits/Google MyDrive- SharePoint Online Standard not included.docx
+++ b/backend-exhibits/Google MyDrive- SharePoint Online Standard not included.docx
@@ -39,14 +39,14 @@
               <w:ind w:left="52"/>
               <w:jc w:val="center"/>
               <w:rPr>
-                <w:rFonts w:ascii="Arial" w:hAnsi="Arial" w:cs="Arial"/>
+                <w:rFonts w:ascii="Arial" w:hAnsi="Arial" w:cs="Arial" w:eastAsia="Arial"/>
                 <w:sz w:val="21"/>
                 <w:szCs w:val="21"/>
               </w:rPr>
             </w:pPr>
             <w:r>
               <w:rPr>
-                <w:rFonts w:ascii="Arial" w:eastAsia="Arial" w:hAnsi="Arial" w:cs="Arial"/>
+                <w:rFonts w:ascii="Arial" w:hAnsi="Arial" w:cs="Arial" w:eastAsia="Arial"/>
                 <w:b/>
                 <w:sz w:val="21"/>
                 <w:szCs w:val="21"/>
@@ -55,7 +55,7 @@
             </w:r>
             <w:r>
               <w:rPr>
-                <w:rFonts w:ascii="Arial" w:eastAsia="Arial" w:hAnsi="Arial" w:cs="Arial"/>
+                <w:rFonts w:ascii="Arial" w:hAnsi="Arial" w:cs="Arial" w:eastAsia="Arial"/>
                 <w:b/>
                 <w:sz w:val="21"/>
                 <w:szCs w:val="21"/>
@@ -64,7 +64,7 @@
             </w:r>
             <w:r>
               <w:rPr>
-                <w:rFonts w:ascii="Arial" w:eastAsia="Arial" w:hAnsi="Arial" w:cs="Arial"/>
+                <w:rFonts w:ascii="Arial" w:hAnsi="Arial" w:cs="Arial" w:eastAsia="Arial"/>
                 <w:b/>
                 <w:sz w:val="21"/>
                 <w:szCs w:val="21"/>
@@ -73,7 +73,7 @@
             </w:r>
             <w:r>
               <w:rPr>
-                <w:rFonts w:ascii="Arial" w:eastAsia="Arial" w:hAnsi="Arial" w:cs="Arial"/>
+                <w:rFonts w:ascii="Arial" w:hAnsi="Arial" w:cs="Arial" w:eastAsia="Arial"/>
                 <w:b/>
                 <w:sz w:val="21"/>
                 <w:szCs w:val="21"/>
@@ -82,7 +82,7 @@
             </w:r>
             <w:r>
               <w:rPr>
-                <w:rFonts w:ascii="Arial" w:eastAsia="Arial" w:hAnsi="Arial" w:cs="Arial"/>
+                <w:rFonts w:ascii="Arial" w:hAnsi="Arial" w:cs="Arial" w:eastAsia="Arial"/>
                 <w:b/>
                 <w:sz w:val="21"/>
                 <w:szCs w:val="21"/>
@@ -109,7 +109,7 @@
           <w:p>
             <w:pPr>
               <w:rPr>
-                <w:rFonts w:ascii="Arial" w:hAnsi="Arial" w:cs="Arial"/>
+                <w:rFonts w:ascii="Arial" w:hAnsi="Arial" w:cs="Arial" w:eastAsia="Arial"/>
                 <w:b/>
                 <w:bCs/>
                 <w:sz w:val="21"/>
@@ -118,7 +118,7 @@
             </w:pPr>
             <w:r>
               <w:rPr>
-                <w:rFonts w:ascii="Arial" w:hAnsi="Arial" w:cs="Arial"/>
+                <w:rFonts w:ascii="Arial" w:hAnsi="Arial" w:cs="Arial" w:eastAsia="Arial"/>
                 <w:b/>
                 <w:bCs/>
                 <w:sz w:val="21"/>
@@ -142,14 +142,14 @@
             <w:pPr>
               <w:spacing w:line="240" w:lineRule="auto"/>
               <w:rPr>
-                <w:rFonts w:ascii="Arial" w:hAnsi="Arial" w:cs="Arial"/>
+                <w:rFonts w:ascii="Arial" w:hAnsi="Arial" w:cs="Arial" w:eastAsia="Arial"/>
                 <w:sz w:val="21"/>
                 <w:szCs w:val="21"/>
               </w:rPr>
             </w:pPr>
             <w:r>
               <w:rPr>
-                <w:rFonts w:ascii="Arial" w:hAnsi="Arial" w:cs="Arial"/>
+                <w:rFonts w:ascii="Arial" w:hAnsi="Arial" w:cs="Arial" w:eastAsia="Arial"/>
                 <w:sz w:val="21"/>
                 <w:szCs w:val="21"/>
               </w:rPr>
@@ -158,7 +158,7 @@
             <w:proofErr w:type="spellStart"/>
             <w:r>
               <w:rPr>
-                <w:rFonts w:ascii="Arial" w:hAnsi="Arial" w:cs="Arial"/>
+                <w:rFonts w:ascii="Arial" w:hAnsi="Arial" w:cs="Arial" w:eastAsia="Arial"/>
                 <w:sz w:val="21"/>
                 <w:szCs w:val="21"/>
               </w:rPr>
@@ -167,7 +167,7 @@
             <w:proofErr w:type="spellEnd"/>
             <w:r>
               <w:rPr>
-                <w:rFonts w:ascii="Arial" w:hAnsi="Arial" w:cs="Arial"/>
+                <w:rFonts w:ascii="Arial" w:hAnsi="Arial" w:cs="Arial" w:eastAsia="Arial"/>
                 <w:sz w:val="21"/>
                 <w:szCs w:val="21"/>
               </w:rPr>
@@ -193,7 +193,7 @@
           <w:p>
             <w:pPr>
               <w:rPr>
-                <w:rFonts w:ascii="Arial" w:hAnsi="Arial" w:cs="Arial"/>
+                <w:rFonts w:ascii="Arial" w:hAnsi="Arial" w:cs="Arial" w:eastAsia="Arial"/>
                 <w:b/>
                 <w:bCs/>
                 <w:sz w:val="21"/>
@@ -202,7 +202,7 @@
             </w:pPr>
             <w:r>
               <w:rPr>
-                <w:rFonts w:ascii="Arial" w:hAnsi="Arial" w:cs="Arial"/>
+                <w:rFonts w:ascii="Arial" w:hAnsi="Arial" w:cs="Arial" w:eastAsia="Arial"/>
                 <w:b/>
                 <w:bCs/>
                 <w:sz w:val="21"/>
@@ -226,14 +226,14 @@
             <w:pPr>
               <w:spacing w:line="240" w:lineRule="auto"/>
               <w:rPr>
-                <w:rFonts w:ascii="Arial" w:hAnsi="Arial" w:cs="Arial"/>
+                <w:rFonts w:ascii="Arial" w:hAnsi="Arial" w:cs="Arial" w:eastAsia="Arial"/>
                 <w:sz w:val="21"/>
                 <w:szCs w:val="21"/>
               </w:rPr>
             </w:pPr>
             <w:r>
               <w:rPr>
-                <w:rFonts w:ascii="Arial" w:hAnsi="Arial" w:cs="Arial"/>
+                <w:rFonts w:ascii="Arial" w:hAnsi="Arial" w:cs="Arial" w:eastAsia="Arial"/>
                 <w:sz w:val="21"/>
                 <w:szCs w:val="21"/>
               </w:rPr>
@@ -309,10 +309,10 @@
   <w:docDefaults>
     <w:rPrDefault>
       <w:rPr>
-        <w:rFonts w:asciiTheme="minorHAnsi" w:eastAsiaTheme="minorHAnsi" w:hAnsiTheme="minorHAnsi" w:cstheme="minorBidi"/>
+        <w:rFonts w:ascii="Arial" w:hAnsi="Arial" w:cs="Arial" w:eastAsia="Arial"/>
         <w:kern w:val="2"/>
-        <w:sz w:val="24"/>
-        <w:szCs w:val="24"/>
+        <w:sz w:val="21"/>
+        <w:szCs w:val="21"/>
         <w:lang w:val="en-IN" w:eastAsia="en-US" w:bidi="ar-SA"/>
         <w14:ligatures w14:val="standardContextual"/>
       </w:rPr>
@@ -709,9 +709,9 @@
       <w:spacing w:line="259" w:lineRule="auto"/>
     </w:pPr>
     <w:rPr>
-      <w:rFonts w:ascii="Calibri" w:eastAsia="Calibri" w:hAnsi="Calibri" w:cs="Calibri"/>
+      <w:rFonts w:ascii="Arial" w:hAnsi="Arial" w:cs="Arial" w:eastAsia="Arial"/>
       <w:color w:val="000000"/>
-      <w:sz w:val="22"/>
+      <w:sz w:val="21"/>
       <w:lang w:eastAsia="en-IN"/>
     </w:rPr>
   </w:style>
@@ -730,10 +730,10 @@
       <w:outlineLvl w:val="0"/>
     </w:pPr>
     <w:rPr>
-      <w:rFonts w:asciiTheme="majorHAnsi" w:eastAsiaTheme="majorEastAsia" w:hAnsiTheme="majorHAnsi" w:cstheme="majorBidi"/>
+      <w:rFonts w:ascii="Arial" w:hAnsi="Arial" w:cs="Arial" w:eastAsia="Arial"/>
       <w:color w:val="0F4761" w:themeColor="accent1" w:themeShade="BF"/>
-      <w:sz w:val="40"/>
-      <w:szCs w:val="40"/>
+      <w:sz w:val="21"/>
+      <w:szCs w:val="21"/>
       <w:lang w:eastAsia="en-US"/>
     </w:rPr>
   </w:style>
@@ -754,10 +754,10 @@
       <w:outlineLvl w:val="1"/>
     </w:pPr>
     <w:rPr>
-      <w:rFonts w:asciiTheme="majorHAnsi" w:eastAsiaTheme="majorEastAsia" w:hAnsiTheme="majorHAnsi" w:cstheme="majorBidi"/>
+      <w:rFonts w:ascii="Arial" w:hAnsi="Arial" w:cs="Arial" w:eastAsia="Arial"/>
       <w:color w:val="0F4761" w:themeColor="accent1" w:themeShade="BF"/>
-      <w:sz w:val="32"/>
-      <w:szCs w:val="32"/>
+      <w:sz w:val="21"/>
+      <w:szCs w:val="21"/>
       <w:lang w:eastAsia="en-US"/>
     </w:rPr>
   </w:style>
@@ -778,10 +778,10 @@
       <w:outlineLvl w:val="2"/>
     </w:pPr>
     <w:rPr>
-      <w:rFonts w:asciiTheme="minorHAnsi" w:eastAsiaTheme="majorEastAsia" w:hAnsiTheme="minorHAnsi" w:cstheme="majorBidi"/>
+      <w:rFonts w:ascii="Arial" w:hAnsi="Arial" w:cs="Arial" w:eastAsia="Arial"/>
       <w:color w:val="0F4761" w:themeColor="accent1" w:themeShade="BF"/>
-      <w:sz w:val="28"/>
-      <w:szCs w:val="28"/>
+      <w:sz w:val="21"/>
+      <w:szCs w:val="21"/>
       <w:lang w:eastAsia="en-US"/>
     </w:rPr>
   </w:style>
@@ -802,11 +802,11 @@
       <w:outlineLvl w:val="3"/>
     </w:pPr>
     <w:rPr>
-      <w:rFonts w:asciiTheme="minorHAnsi" w:eastAsiaTheme="majorEastAsia" w:hAnsiTheme="minorHAnsi" w:cstheme="majorBidi"/>
+      <w:rFonts w:ascii="Arial" w:hAnsi="Arial" w:cs="Arial" w:eastAsia="Arial"/>
       <w:i/>
       <w:iCs/>
       <w:color w:val="0F4761" w:themeColor="accent1" w:themeShade="BF"/>
-      <w:sz w:val="24"/>
+      <w:sz w:val="21"/>
       <w:lang w:eastAsia="en-US"/>
     </w:rPr>
   </w:style>
@@ -827,9 +827,9 @@
       <w:outlineLvl w:val="4"/>
     </w:pPr>
     <w:rPr>
-      <w:rFonts w:asciiTheme="minorHAnsi" w:eastAsiaTheme="majorEastAsia" w:hAnsiTheme="minorHAnsi" w:cstheme="majorBidi"/>
+      <w:rFonts w:ascii="Arial" w:hAnsi="Arial" w:cs="Arial" w:eastAsia="Arial"/>
       <w:color w:val="0F4761" w:themeColor="accent1" w:themeShade="BF"/>
-      <w:sz w:val="24"/>
+      <w:sz w:val="21"/>
       <w:lang w:eastAsia="en-US"/>
     </w:rPr>
   </w:style>
@@ -850,11 +850,11 @@
       <w:outlineLvl w:val="5"/>
     </w:pPr>
     <w:rPr>
-      <w:rFonts w:asciiTheme="minorHAnsi" w:eastAsiaTheme="majorEastAsia" w:hAnsiTheme="minorHAnsi" w:cstheme="majorBidi"/>
+      <w:rFonts w:ascii="Arial" w:hAnsi="Arial" w:cs="Arial" w:eastAsia="Arial"/>
       <w:i/>
       <w:iCs/>
       <w:color w:val="595959" w:themeColor="text1" w:themeTint="A6"/>
-      <w:sz w:val="24"/>
+      <w:sz w:val="21"/>
       <w:lang w:eastAsia="en-US"/>
     </w:rPr>
   </w:style>
@@ -875,9 +875,9 @@
       <w:outlineLvl w:val="6"/>
     </w:pPr>
     <w:rPr>
-      <w:rFonts w:asciiTheme="minorHAnsi" w:eastAsiaTheme="majorEastAsia" w:hAnsiTheme="minorHAnsi" w:cstheme="majorBidi"/>
+      <w:rFonts w:ascii="Arial" w:hAnsi="Arial" w:cs="Arial" w:eastAsia="Arial"/>
       <w:color w:val="595959" w:themeColor="text1" w:themeTint="A6"/>
-      <w:sz w:val="24"/>
+      <w:sz w:val="21"/>
       <w:lang w:eastAsia="en-US"/>
     </w:rPr>
   </w:style>
@@ -898,11 +898,11 @@
       <w:outlineLvl w:val="7"/>
     </w:pPr>
     <w:rPr>
-      <w:rFonts w:asciiTheme="minorHAnsi" w:eastAsiaTheme="majorEastAsia" w:hAnsiTheme="minorHAnsi" w:cstheme="majorBidi"/>
+      <w:rFonts w:ascii="Arial" w:hAnsi="Arial" w:cs="Arial" w:eastAsia="Arial"/>
       <w:i/>
       <w:iCs/>
       <w:color w:val="272727" w:themeColor="text1" w:themeTint="D8"/>
-      <w:sz w:val="24"/>
+      <w:sz w:val="21"/>
       <w:lang w:eastAsia="en-US"/>
     </w:rPr>
   </w:style>
@@ -923,9 +923,9 @@
       <w:outlineLvl w:val="8"/>
     </w:pPr>
     <w:rPr>
-      <w:rFonts w:asciiTheme="minorHAnsi" w:eastAsiaTheme="majorEastAsia" w:hAnsiTheme="minorHAnsi" w:cstheme="majorBidi"/>
+      <w:rFonts w:ascii="Arial" w:hAnsi="Arial" w:cs="Arial" w:eastAsia="Arial"/>
       <w:color w:val="272727" w:themeColor="text1" w:themeTint="D8"/>
-      <w:sz w:val="24"/>
+      <w:sz w:val="21"/>
       <w:lang w:eastAsia="en-US"/>
     </w:rPr>
   </w:style>
@@ -962,10 +962,10 @@
     <w:uiPriority w:val="9"/>
     <w:rsid w:val="00C44E90"/>
     <w:rPr>
-      <w:rFonts w:asciiTheme="majorHAnsi" w:eastAsiaTheme="majorEastAsia" w:hAnsiTheme="majorHAnsi" w:cstheme="majorBidi"/>
+      <w:rFonts w:ascii="Arial" w:hAnsi="Arial" w:cs="Arial" w:eastAsia="Arial"/>
       <w:color w:val="0F4761" w:themeColor="accent1" w:themeShade="BF"/>
-      <w:sz w:val="40"/>
-      <w:szCs w:val="40"/>
+      <w:sz w:val="21"/>
+      <w:szCs w:val="21"/>
     </w:rPr>
   </w:style>
   <w:style w:type="character" w:customStyle="1" w:styleId="Heading2Char">
@@ -976,10 +976,10 @@
     <w:semiHidden/>
     <w:rsid w:val="00C44E90"/>
     <w:rPr>
-      <w:rFonts w:asciiTheme="majorHAnsi" w:eastAsiaTheme="majorEastAsia" w:hAnsiTheme="majorHAnsi" w:cstheme="majorBidi"/>
+      <w:rFonts w:ascii="Arial" w:hAnsi="Arial" w:cs="Arial" w:eastAsia="Arial"/>
       <w:color w:val="0F4761" w:themeColor="accent1" w:themeShade="BF"/>
-      <w:sz w:val="32"/>
-      <w:szCs w:val="32"/>
+      <w:sz w:val="21"/>
+      <w:szCs w:val="21"/>
     </w:rPr>
   </w:style>
   <w:style w:type="character" w:customStyle="1" w:styleId="Heading3Char">
@@ -990,10 +990,10 @@
     <w:semiHidden/>
     <w:rsid w:val="00C44E90"/>
     <w:rPr>
-      <w:rFonts w:eastAsiaTheme="majorEastAsia" w:cstheme="majorBidi"/>
+      <w:rFonts w:ascii="Arial" w:hAnsi="Arial" w:cs="Arial" w:eastAsia="Arial"/>
       <w:color w:val="0F4761" w:themeColor="accent1" w:themeShade="BF"/>
-      <w:sz w:val="28"/>
-      <w:szCs w:val="28"/>
+      <w:sz w:val="21"/>
+      <w:szCs w:val="21"/>
     </w:rPr>
   </w:style>
   <w:style w:type="character" w:customStyle="1" w:styleId="Heading4Char">
@@ -1004,7 +1004,7 @@
     <w:semiHidden/>
     <w:rsid w:val="00C44E90"/>
     <w:rPr>
-      <w:rFonts w:eastAsiaTheme="majorEastAsia" w:cstheme="majorBidi"/>
+      <w:rFonts w:ascii="Arial" w:hAnsi="Arial" w:cs="Arial" w:eastAsia="Arial"/>
       <w:i/>
       <w:iCs/>
       <w:color w:val="0F4761" w:themeColor="accent1" w:themeShade="BF"/>
@@ -1018,7 +1018,7 @@
     <w:semiHidden/>
     <w:rsid w:val="00C44E90"/>
     <w:rPr>
-      <w:rFonts w:eastAsiaTheme="majorEastAsia" w:cstheme="majorBidi"/>
+      <w:rFonts w:ascii="Arial" w:hAnsi="Arial" w:cs="Arial" w:eastAsia="Arial"/>
       <w:color w:val="0F4761" w:themeColor="accent1" w:themeShade="BF"/>
     </w:rPr>
   </w:style>
@@ -1030,7 +1030,7 @@
     <w:semiHidden/>
     <w:rsid w:val="00C44E90"/>
     <w:rPr>
-      <w:rFonts w:eastAsiaTheme="majorEastAsia" w:cstheme="majorBidi"/>
+      <w:rFonts w:ascii="Arial" w:hAnsi="Arial" w:cs="Arial" w:eastAsia="Arial"/>
       <w:i/>
       <w:iCs/>
       <w:color w:val="595959" w:themeColor="text1" w:themeTint="A6"/>
@@ -1044,7 +1044,7 @@
     <w:semiHidden/>
     <w:rsid w:val="00C44E90"/>
     <w:rPr>
-      <w:rFonts w:eastAsiaTheme="majorEastAsia" w:cstheme="majorBidi"/>
+      <w:rFonts w:ascii="Arial" w:hAnsi="Arial" w:cs="Arial" w:eastAsia="Arial"/>
       <w:color w:val="595959" w:themeColor="text1" w:themeTint="A6"/>
     </w:rPr>
   </w:style>
@@ -1056,7 +1056,7 @@
     <w:semiHidden/>
     <w:rsid w:val="00C44E90"/>
     <w:rPr>
-      <w:rFonts w:eastAsiaTheme="majorEastAsia" w:cstheme="majorBidi"/>
+      <w:rFonts w:ascii="Arial" w:hAnsi="Arial" w:cs="Arial" w:eastAsia="Arial"/>
       <w:i/>
       <w:iCs/>
       <w:color w:val="272727" w:themeColor="text1" w:themeTint="D8"/>
@@ -1070,7 +1070,7 @@
     <w:semiHidden/>
     <w:rsid w:val="00C44E90"/>
     <w:rPr>
-      <w:rFonts w:eastAsiaTheme="majorEastAsia" w:cstheme="majorBidi"/>
+      <w:rFonts w:ascii="Arial" w:hAnsi="Arial" w:cs="Arial" w:eastAsia="Arial"/>
       <w:color w:val="272727" w:themeColor="text1" w:themeTint="D8"/>
     </w:rPr>
   </w:style>
@@ -1087,12 +1087,12 @@
       <w:contextualSpacing/>
     </w:pPr>
     <w:rPr>
-      <w:rFonts w:asciiTheme="majorHAnsi" w:eastAsiaTheme="majorEastAsia" w:hAnsiTheme="majorHAnsi" w:cstheme="majorBidi"/>
+      <w:rFonts w:ascii="Arial" w:hAnsi="Arial" w:cs="Arial" w:eastAsia="Arial"/>
       <w:color w:val="auto"/>
       <w:spacing w:val="-10"/>
       <w:kern w:val="28"/>
-      <w:sz w:val="56"/>
-      <w:szCs w:val="56"/>
+      <w:sz w:val="21"/>
+      <w:szCs w:val="21"/>
       <w:lang w:eastAsia="en-US"/>
     </w:rPr>
   </w:style>
@@ -1103,11 +1103,11 @@
     <w:uiPriority w:val="10"/>
     <w:rsid w:val="00C44E90"/>
     <w:rPr>
-      <w:rFonts w:asciiTheme="majorHAnsi" w:eastAsiaTheme="majorEastAsia" w:hAnsiTheme="majorHAnsi" w:cstheme="majorBidi"/>
+      <w:rFonts w:ascii="Arial" w:hAnsi="Arial" w:cs="Arial" w:eastAsia="Arial"/>
       <w:spacing w:val="-10"/>
       <w:kern w:val="28"/>
-      <w:sz w:val="56"/>
-      <w:szCs w:val="56"/>
+      <w:sz w:val="21"/>
+      <w:szCs w:val="21"/>
     </w:rPr>
   </w:style>
   <w:style w:type="paragraph" w:styleId="Subtitle">
@@ -1125,11 +1125,11 @@
       <w:spacing w:line="278" w:lineRule="auto"/>
     </w:pPr>
     <w:rPr>
-      <w:rFonts w:asciiTheme="minorHAnsi" w:eastAsiaTheme="majorEastAsia" w:hAnsiTheme="minorHAnsi" w:cstheme="majorBidi"/>
+      <w:rFonts w:ascii="Arial" w:hAnsi="Arial" w:cs="Arial" w:eastAsia="Arial"/>
       <w:color w:val="595959" w:themeColor="text1" w:themeTint="A6"/>
       <w:spacing w:val="15"/>
-      <w:sz w:val="28"/>
-      <w:szCs w:val="28"/>
+      <w:sz w:val="21"/>
+      <w:szCs w:val="21"/>
       <w:lang w:eastAsia="en-US"/>
     </w:rPr>
   </w:style>
@@ -1140,11 +1140,11 @@
     <w:uiPriority w:val="11"/>
     <w:rsid w:val="00C44E90"/>
     <w:rPr>
-      <w:rFonts w:eastAsiaTheme="majorEastAsia" w:cstheme="majorBidi"/>
+      <w:rFonts w:ascii="Arial" w:hAnsi="Arial" w:cs="Arial" w:eastAsia="Arial"/>
       <w:color w:val="595959" w:themeColor="text1" w:themeTint="A6"/>
       <w:spacing w:val="15"/>
-      <w:sz w:val="28"/>
-      <w:szCs w:val="28"/>
+      <w:sz w:val="21"/>
+      <w:szCs w:val="21"/>
     </w:rPr>
   </w:style>
   <w:style w:type="paragraph" w:styleId="Quote">
@@ -1160,11 +1160,11 @@
       <w:jc w:val="center"/>
     </w:pPr>
     <w:rPr>
-      <w:rFonts w:asciiTheme="minorHAnsi" w:eastAsiaTheme="minorHAnsi" w:hAnsiTheme="minorHAnsi" w:cstheme="minorBidi"/>
+      <w:rFonts w:ascii="Arial" w:hAnsi="Arial" w:cs="Arial" w:eastAsia="Arial"/>
       <w:i/>
       <w:iCs/>
       <w:color w:val="404040" w:themeColor="text1" w:themeTint="BF"/>
-      <w:sz w:val="24"/>
+      <w:sz w:val="21"/>
       <w:lang w:eastAsia="en-US"/>
     </w:rPr>
   </w:style>
@@ -1192,9 +1192,9 @@
       <w:contextualSpacing/>
     </w:pPr>
     <w:rPr>
-      <w:rFonts w:asciiTheme="minorHAnsi" w:eastAsiaTheme="minorHAnsi" w:hAnsiTheme="minorHAnsi" w:cstheme="minorBidi"/>
+      <w:rFonts w:ascii="Arial" w:hAnsi="Arial" w:cs="Arial" w:eastAsia="Arial"/>
       <w:color w:val="auto"/>
-      <w:sz w:val="24"/>
+      <w:sz w:val="21"/>
       <w:lang w:eastAsia="en-US"/>
     </w:rPr>
   </w:style>
@@ -1228,11 +1228,11 @@
       <w:jc w:val="center"/>
     </w:pPr>
     <w:rPr>
-      <w:rFonts w:asciiTheme="minorHAnsi" w:eastAsiaTheme="minorHAnsi" w:hAnsiTheme="minorHAnsi" w:cstheme="minorBidi"/>
+      <w:rFonts w:ascii="Arial" w:hAnsi="Arial" w:cs="Arial" w:eastAsia="Arial"/>
       <w:i/>
       <w:iCs/>
       <w:color w:val="0F4761" w:themeColor="accent1" w:themeShade="BF"/>
-      <w:sz w:val="24"/>
+      <w:sz w:val="21"/>
       <w:lang w:eastAsia="en-US"/>
     </w:rPr>
   </w:style>
@@ -1269,7 +1269,7 @@
       <w:spacing w:after="0" w:line="240" w:lineRule="auto"/>
     </w:pPr>
     <w:rPr>
-      <w:rFonts w:eastAsiaTheme="minorEastAsia"/>
+      <w:rFonts w:ascii="Arial" w:hAnsi="Arial" w:cs="Arial" w:eastAsia="Arial"/>
       <w:lang w:eastAsia="en-IN"/>
     </w:rPr>
     <w:tblPr>
@@ -1303,9 +1303,9 @@
     <w:uiPriority w:val="99"/>
     <w:rsid w:val="00A875B6"/>
     <w:rPr>
-      <w:rFonts w:ascii="Calibri" w:eastAsia="Calibri" w:hAnsi="Calibri" w:cs="Calibri"/>
+      <w:rFonts w:ascii="Arial" w:hAnsi="Arial" w:cs="Arial" w:eastAsia="Arial"/>
       <w:color w:val="000000"/>
-      <w:sz w:val="22"/>
+      <w:sz w:val="21"/>
       <w:lang w:eastAsia="en-IN"/>
     </w:rPr>
   </w:style>
@@ -1331,9 +1331,9 @@
     <w:uiPriority w:val="99"/>
     <w:rsid w:val="00A875B6"/>
     <w:rPr>
-      <w:rFonts w:ascii="Calibri" w:eastAsia="Calibri" w:hAnsi="Calibri" w:cs="Calibri"/>
+      <w:rFonts w:ascii="Arial" w:hAnsi="Arial" w:cs="Arial" w:eastAsia="Arial"/>
       <w:color w:val="000000"/>
-      <w:sz w:val="22"/>
+      <w:sz w:val="21"/>
       <w:lang w:eastAsia="en-IN"/>
     </w:rPr>
   </w:style>
